--- a/Logs de cada Rama.docx
+++ b/Logs de cada Rama.docx
@@ -78,51 +78,6 @@
           <w:lang w:val="es-AR"/>
         </w:rPr>
       </w:pPr>
-      <w:r>
-        <w:rPr>
-          <w:b/>
-          <w:bCs/>
-          <w:noProof/>
-          <w:sz w:val="24"/>
-          <w:szCs w:val="24"/>
-          <w:lang w:val="es-AR"/>
-        </w:rPr>
-        <w:drawing>
-          <wp:inline distT="0" distB="0" distL="0" distR="0" wp14:anchorId="5F62153D" wp14:editId="41039C51">
-            <wp:extent cx="5612130" cy="1562735"/>
-            <wp:effectExtent l="0" t="0" r="7620" b="0"/>
-            <wp:docPr id="6" name="Imagen 6"/>
-            <wp:cNvGraphicFramePr>
-              <a:graphicFrameLocks xmlns:a="http://schemas.openxmlformats.org/drawingml/2006/main" noChangeAspect="1"/>
-            </wp:cNvGraphicFramePr>
-            <a:graphic xmlns:a="http://schemas.openxmlformats.org/drawingml/2006/main">
-              <a:graphicData uri="http://schemas.openxmlformats.org/drawingml/2006/picture">
-                <pic:pic xmlns:pic="http://schemas.openxmlformats.org/drawingml/2006/picture">
-                  <pic:nvPicPr>
-                    <pic:cNvPr id="1" name=""/>
-                    <pic:cNvPicPr/>
-                  </pic:nvPicPr>
-                  <pic:blipFill>
-                    <a:blip r:embed="rId4"/>
-                    <a:stretch>
-                      <a:fillRect/>
-                    </a:stretch>
-                  </pic:blipFill>
-                  <pic:spPr>
-                    <a:xfrm>
-                      <a:off x="0" y="0"/>
-                      <a:ext cx="5612130" cy="1562735"/>
-                    </a:xfrm>
-                    <a:prstGeom prst="rect">
-                      <a:avLst/>
-                    </a:prstGeom>
-                  </pic:spPr>
-                </pic:pic>
-              </a:graphicData>
-            </a:graphic>
-          </wp:inline>
-        </w:drawing>
-      </w:r>
     </w:p>
     <w:p>
       <w:pPr>
@@ -147,7 +102,6 @@
     </w:p>
     <w:p>
       <w:pPr>
-        <w:jc w:val="center"/>
         <w:rPr>
           <w:b/>
           <w:bCs/>
@@ -156,51 +110,6 @@
           <w:lang w:val="es-AR"/>
         </w:rPr>
       </w:pPr>
-      <w:r>
-        <w:rPr>
-          <w:b/>
-          <w:bCs/>
-          <w:noProof/>
-          <w:sz w:val="40"/>
-          <w:szCs w:val="40"/>
-          <w:lang w:val="es-AR"/>
-        </w:rPr>
-        <w:drawing>
-          <wp:inline distT="0" distB="0" distL="0" distR="0" wp14:anchorId="1F1D439D" wp14:editId="73D867FC">
-            <wp:extent cx="5612130" cy="636270"/>
-            <wp:effectExtent l="0" t="0" r="7620" b="0"/>
-            <wp:docPr id="1" name="Imagen 1"/>
-            <wp:cNvGraphicFramePr>
-              <a:graphicFrameLocks xmlns:a="http://schemas.openxmlformats.org/drawingml/2006/main" noChangeAspect="1"/>
-            </wp:cNvGraphicFramePr>
-            <a:graphic xmlns:a="http://schemas.openxmlformats.org/drawingml/2006/main">
-              <a:graphicData uri="http://schemas.openxmlformats.org/drawingml/2006/picture">
-                <pic:pic xmlns:pic="http://schemas.openxmlformats.org/drawingml/2006/picture">
-                  <pic:nvPicPr>
-                    <pic:cNvPr id="1" name=""/>
-                    <pic:cNvPicPr/>
-                  </pic:nvPicPr>
-                  <pic:blipFill>
-                    <a:blip r:embed="rId5"/>
-                    <a:stretch>
-                      <a:fillRect/>
-                    </a:stretch>
-                  </pic:blipFill>
-                  <pic:spPr>
-                    <a:xfrm>
-                      <a:off x="0" y="0"/>
-                      <a:ext cx="5612130" cy="636270"/>
-                    </a:xfrm>
-                    <a:prstGeom prst="rect">
-                      <a:avLst/>
-                    </a:prstGeom>
-                  </pic:spPr>
-                </pic:pic>
-              </a:graphicData>
-            </a:graphic>
-          </wp:inline>
-        </w:drawing>
-      </w:r>
     </w:p>
     <w:p>
       <w:pPr>
@@ -255,50 +164,6 @@
           <w:lang w:val="es-AR"/>
         </w:rPr>
       </w:pPr>
-      <w:r>
-        <w:rPr>
-          <w:b/>
-          <w:bCs/>
-          <w:sz w:val="24"/>
-          <w:szCs w:val="24"/>
-          <w:lang w:val="es-AR"/>
-        </w:rPr>
-        <w:drawing>
-          <wp:inline distT="0" distB="0" distL="0" distR="0" wp14:anchorId="19A7A30C" wp14:editId="616A2CDB">
-            <wp:extent cx="5612130" cy="724535"/>
-            <wp:effectExtent l="0" t="0" r="7620" b="0"/>
-            <wp:docPr id="8" name="Imagen 8"/>
-            <wp:cNvGraphicFramePr>
-              <a:graphicFrameLocks xmlns:a="http://schemas.openxmlformats.org/drawingml/2006/main" noChangeAspect="1"/>
-            </wp:cNvGraphicFramePr>
-            <a:graphic xmlns:a="http://schemas.openxmlformats.org/drawingml/2006/main">
-              <a:graphicData uri="http://schemas.openxmlformats.org/drawingml/2006/picture">
-                <pic:pic xmlns:pic="http://schemas.openxmlformats.org/drawingml/2006/picture">
-                  <pic:nvPicPr>
-                    <pic:cNvPr id="1" name=""/>
-                    <pic:cNvPicPr/>
-                  </pic:nvPicPr>
-                  <pic:blipFill>
-                    <a:blip r:embed="rId6"/>
-                    <a:stretch>
-                      <a:fillRect/>
-                    </a:stretch>
-                  </pic:blipFill>
-                  <pic:spPr>
-                    <a:xfrm>
-                      <a:off x="0" y="0"/>
-                      <a:ext cx="5612130" cy="724535"/>
-                    </a:xfrm>
-                    <a:prstGeom prst="rect">
-                      <a:avLst/>
-                    </a:prstGeom>
-                  </pic:spPr>
-                </pic:pic>
-              </a:graphicData>
-            </a:graphic>
-          </wp:inline>
-        </w:drawing>
-      </w:r>
     </w:p>
     <w:p>
       <w:pPr>
@@ -341,51 +206,6 @@
           <w:lang w:val="es-AR"/>
         </w:rPr>
       </w:pPr>
-      <w:r>
-        <w:rPr>
-          <w:b/>
-          <w:bCs/>
-          <w:noProof/>
-          <w:sz w:val="24"/>
-          <w:szCs w:val="24"/>
-          <w:lang w:val="es-AR"/>
-        </w:rPr>
-        <w:drawing>
-          <wp:inline distT="0" distB="0" distL="0" distR="0" wp14:anchorId="3C21BE83" wp14:editId="4044CD41">
-            <wp:extent cx="5612130" cy="844550"/>
-            <wp:effectExtent l="0" t="0" r="7620" b="0"/>
-            <wp:docPr id="2" name="Imagen 2"/>
-            <wp:cNvGraphicFramePr>
-              <a:graphicFrameLocks xmlns:a="http://schemas.openxmlformats.org/drawingml/2006/main" noChangeAspect="1"/>
-            </wp:cNvGraphicFramePr>
-            <a:graphic xmlns:a="http://schemas.openxmlformats.org/drawingml/2006/main">
-              <a:graphicData uri="http://schemas.openxmlformats.org/drawingml/2006/picture">
-                <pic:pic xmlns:pic="http://schemas.openxmlformats.org/drawingml/2006/picture">
-                  <pic:nvPicPr>
-                    <pic:cNvPr id="1" name=""/>
-                    <pic:cNvPicPr/>
-                  </pic:nvPicPr>
-                  <pic:blipFill>
-                    <a:blip r:embed="rId7"/>
-                    <a:stretch>
-                      <a:fillRect/>
-                    </a:stretch>
-                  </pic:blipFill>
-                  <pic:spPr>
-                    <a:xfrm>
-                      <a:off x="0" y="0"/>
-                      <a:ext cx="5612130" cy="844550"/>
-                    </a:xfrm>
-                    <a:prstGeom prst="rect">
-                      <a:avLst/>
-                    </a:prstGeom>
-                  </pic:spPr>
-                </pic:pic>
-              </a:graphicData>
-            </a:graphic>
-          </wp:inline>
-        </w:drawing>
-      </w:r>
     </w:p>
     <w:p>
       <w:pPr>
@@ -428,104 +248,25 @@
           <w:lang w:val="es-AR"/>
         </w:rPr>
       </w:pPr>
-      <w:r>
-        <w:rPr>
-          <w:b/>
-          <w:bCs/>
-          <w:noProof/>
-          <w:sz w:val="24"/>
-          <w:szCs w:val="24"/>
-          <w:lang w:val="es-AR"/>
-        </w:rPr>
-        <w:drawing>
-          <wp:inline distT="0" distB="0" distL="0" distR="0" wp14:anchorId="0ABDAC67" wp14:editId="314061D6">
-            <wp:extent cx="5612130" cy="875030"/>
-            <wp:effectExtent l="0" t="0" r="7620" b="1270"/>
-            <wp:docPr id="7" name="Imagen 7"/>
-            <wp:cNvGraphicFramePr>
-              <a:graphicFrameLocks xmlns:a="http://schemas.openxmlformats.org/drawingml/2006/main" noChangeAspect="1"/>
-            </wp:cNvGraphicFramePr>
-            <a:graphic xmlns:a="http://schemas.openxmlformats.org/drawingml/2006/main">
-              <a:graphicData uri="http://schemas.openxmlformats.org/drawingml/2006/picture">
-                <pic:pic xmlns:pic="http://schemas.openxmlformats.org/drawingml/2006/picture">
-                  <pic:nvPicPr>
-                    <pic:cNvPr id="1" name=""/>
-                    <pic:cNvPicPr/>
-                  </pic:nvPicPr>
-                  <pic:blipFill>
-                    <a:blip r:embed="rId8"/>
-                    <a:stretch>
-                      <a:fillRect/>
-                    </a:stretch>
-                  </pic:blipFill>
-                  <pic:spPr>
-                    <a:xfrm>
-                      <a:off x="0" y="0"/>
-                      <a:ext cx="5612130" cy="875030"/>
-                    </a:xfrm>
-                    <a:prstGeom prst="rect">
-                      <a:avLst/>
-                    </a:prstGeom>
-                  </pic:spPr>
-                </pic:pic>
-              </a:graphicData>
-            </a:graphic>
-          </wp:inline>
-        </w:drawing>
-      </w:r>
-    </w:p>
-    <w:p>
-      <w:pPr>
-        <w:rPr>
-          <w:b/>
-          <w:bCs/>
-          <w:sz w:val="24"/>
-          <w:szCs w:val="24"/>
-          <w:lang w:val="es-AR"/>
-        </w:rPr>
-      </w:pPr>
-    </w:p>
-    <w:p>
-      <w:pPr>
-        <w:rPr>
-          <w:b/>
-          <w:bCs/>
-          <w:sz w:val="24"/>
-          <w:szCs w:val="24"/>
-          <w:lang w:val="es-AR"/>
-        </w:rPr>
-      </w:pPr>
-    </w:p>
-    <w:p>
-      <w:pPr>
-        <w:rPr>
-          <w:b/>
-          <w:bCs/>
-          <w:sz w:val="24"/>
-          <w:szCs w:val="24"/>
-          <w:lang w:val="es-AR"/>
-        </w:rPr>
-      </w:pPr>
-    </w:p>
-    <w:p>
-      <w:pPr>
-        <w:rPr>
-          <w:b/>
-          <w:bCs/>
-          <w:sz w:val="24"/>
-          <w:szCs w:val="24"/>
-          <w:lang w:val="es-AR"/>
-        </w:rPr>
-      </w:pPr>
-      <w:r>
-        <w:rPr>
-          <w:b/>
-          <w:bCs/>
-          <w:sz w:val="24"/>
-          <w:szCs w:val="24"/>
-          <w:lang w:val="es-AR"/>
-        </w:rPr>
-        <w:lastRenderedPageBreak/>
+    </w:p>
+    <w:p>
+      <w:pPr>
+        <w:rPr>
+          <w:b/>
+          <w:bCs/>
+          <w:sz w:val="24"/>
+          <w:szCs w:val="24"/>
+          <w:lang w:val="es-AR"/>
+        </w:rPr>
+      </w:pPr>
+      <w:r>
+        <w:rPr>
+          <w:b/>
+          <w:bCs/>
+          <w:sz w:val="24"/>
+          <w:szCs w:val="24"/>
+          <w:lang w:val="es-AR"/>
+        </w:rPr>
         <w:t xml:space="preserve">Alumno: </w:t>
       </w:r>
       <w:r>
@@ -549,51 +290,6 @@
           <w:lang w:val="es-AR"/>
         </w:rPr>
       </w:pPr>
-      <w:r>
-        <w:rPr>
-          <w:b/>
-          <w:bCs/>
-          <w:noProof/>
-          <w:sz w:val="24"/>
-          <w:szCs w:val="24"/>
-          <w:lang w:val="es-AR"/>
-        </w:rPr>
-        <w:drawing>
-          <wp:inline distT="0" distB="0" distL="0" distR="0" wp14:anchorId="6BB87EDD" wp14:editId="3B02E44D">
-            <wp:extent cx="5612130" cy="857885"/>
-            <wp:effectExtent l="0" t="0" r="7620" b="0"/>
-            <wp:docPr id="3" name="Imagen 3"/>
-            <wp:cNvGraphicFramePr>
-              <a:graphicFrameLocks xmlns:a="http://schemas.openxmlformats.org/drawingml/2006/main" noChangeAspect="1"/>
-            </wp:cNvGraphicFramePr>
-            <a:graphic xmlns:a="http://schemas.openxmlformats.org/drawingml/2006/main">
-              <a:graphicData uri="http://schemas.openxmlformats.org/drawingml/2006/picture">
-                <pic:pic xmlns:pic="http://schemas.openxmlformats.org/drawingml/2006/picture">
-                  <pic:nvPicPr>
-                    <pic:cNvPr id="1" name=""/>
-                    <pic:cNvPicPr/>
-                  </pic:nvPicPr>
-                  <pic:blipFill>
-                    <a:blip r:embed="rId9"/>
-                    <a:stretch>
-                      <a:fillRect/>
-                    </a:stretch>
-                  </pic:blipFill>
-                  <pic:spPr>
-                    <a:xfrm>
-                      <a:off x="0" y="0"/>
-                      <a:ext cx="5612130" cy="857885"/>
-                    </a:xfrm>
-                    <a:prstGeom prst="rect">
-                      <a:avLst/>
-                    </a:prstGeom>
-                  </pic:spPr>
-                </pic:pic>
-              </a:graphicData>
-            </a:graphic>
-          </wp:inline>
-        </w:drawing>
-      </w:r>
     </w:p>
     <w:p>
       <w:pPr>
@@ -648,51 +344,6 @@
           <w:lang w:val="es-AR"/>
         </w:rPr>
       </w:pPr>
-      <w:r>
-        <w:rPr>
-          <w:b/>
-          <w:bCs/>
-          <w:noProof/>
-          <w:sz w:val="24"/>
-          <w:szCs w:val="24"/>
-          <w:lang w:val="es-AR"/>
-        </w:rPr>
-        <w:drawing>
-          <wp:inline distT="0" distB="0" distL="0" distR="0" wp14:anchorId="353925CB" wp14:editId="1FF1A492">
-            <wp:extent cx="5612130" cy="828675"/>
-            <wp:effectExtent l="0" t="0" r="7620" b="9525"/>
-            <wp:docPr id="4" name="Imagen 4"/>
-            <wp:cNvGraphicFramePr>
-              <a:graphicFrameLocks xmlns:a="http://schemas.openxmlformats.org/drawingml/2006/main" noChangeAspect="1"/>
-            </wp:cNvGraphicFramePr>
-            <a:graphic xmlns:a="http://schemas.openxmlformats.org/drawingml/2006/main">
-              <a:graphicData uri="http://schemas.openxmlformats.org/drawingml/2006/picture">
-                <pic:pic xmlns:pic="http://schemas.openxmlformats.org/drawingml/2006/picture">
-                  <pic:nvPicPr>
-                    <pic:cNvPr id="1" name=""/>
-                    <pic:cNvPicPr/>
-                  </pic:nvPicPr>
-                  <pic:blipFill>
-                    <a:blip r:embed="rId10"/>
-                    <a:stretch>
-                      <a:fillRect/>
-                    </a:stretch>
-                  </pic:blipFill>
-                  <pic:spPr>
-                    <a:xfrm>
-                      <a:off x="0" y="0"/>
-                      <a:ext cx="5612130" cy="828675"/>
-                    </a:xfrm>
-                    <a:prstGeom prst="rect">
-                      <a:avLst/>
-                    </a:prstGeom>
-                  </pic:spPr>
-                </pic:pic>
-              </a:graphicData>
-            </a:graphic>
-          </wp:inline>
-        </w:drawing>
-      </w:r>
     </w:p>
     <w:p>
       <w:pPr>
@@ -735,51 +386,6 @@
           <w:lang w:val="es-AR"/>
         </w:rPr>
       </w:pPr>
-      <w:r>
-        <w:rPr>
-          <w:b/>
-          <w:bCs/>
-          <w:noProof/>
-          <w:sz w:val="24"/>
-          <w:szCs w:val="24"/>
-          <w:lang w:val="es-AR"/>
-        </w:rPr>
-        <w:drawing>
-          <wp:inline distT="0" distB="0" distL="0" distR="0" wp14:anchorId="419AC6A3" wp14:editId="062C9FDE">
-            <wp:extent cx="5612130" cy="1522095"/>
-            <wp:effectExtent l="0" t="0" r="7620" b="1905"/>
-            <wp:docPr id="5" name="Imagen 5"/>
-            <wp:cNvGraphicFramePr>
-              <a:graphicFrameLocks xmlns:a="http://schemas.openxmlformats.org/drawingml/2006/main" noChangeAspect="1"/>
-            </wp:cNvGraphicFramePr>
-            <a:graphic xmlns:a="http://schemas.openxmlformats.org/drawingml/2006/main">
-              <a:graphicData uri="http://schemas.openxmlformats.org/drawingml/2006/picture">
-                <pic:pic xmlns:pic="http://schemas.openxmlformats.org/drawingml/2006/picture">
-                  <pic:nvPicPr>
-                    <pic:cNvPr id="1" name=""/>
-                    <pic:cNvPicPr/>
-                  </pic:nvPicPr>
-                  <pic:blipFill>
-                    <a:blip r:embed="rId11"/>
-                    <a:stretch>
-                      <a:fillRect/>
-                    </a:stretch>
-                  </pic:blipFill>
-                  <pic:spPr>
-                    <a:xfrm>
-                      <a:off x="0" y="0"/>
-                      <a:ext cx="5612130" cy="1522095"/>
-                    </a:xfrm>
-                    <a:prstGeom prst="rect">
-                      <a:avLst/>
-                    </a:prstGeom>
-                  </pic:spPr>
-                </pic:pic>
-              </a:graphicData>
-            </a:graphic>
-          </wp:inline>
-        </w:drawing>
-      </w:r>
     </w:p>
     <w:sectPr>
       <w:pgSz w:w="12240" w:h="15840"/>

--- a/Logs de cada Rama.docx
+++ b/Logs de cada Rama.docx
@@ -110,6 +110,50 @@
           <w:lang w:val="es-AR"/>
         </w:rPr>
       </w:pPr>
+      <w:r>
+        <w:rPr>
+          <w:b/>
+          <w:bCs/>
+          <w:sz w:val="40"/>
+          <w:szCs w:val="40"/>
+          <w:lang w:val="es-AR"/>
+        </w:rPr>
+        <w:drawing>
+          <wp:inline distT="0" distB="0" distL="0" distR="0" wp14:anchorId="2E7F66A3" wp14:editId="4D4687D7">
+            <wp:extent cx="5612130" cy="859155"/>
+            <wp:effectExtent l="0" t="0" r="7620" b="0"/>
+            <wp:docPr id="1" name="Imagen 1"/>
+            <wp:cNvGraphicFramePr>
+              <a:graphicFrameLocks xmlns:a="http://schemas.openxmlformats.org/drawingml/2006/main" noChangeAspect="1"/>
+            </wp:cNvGraphicFramePr>
+            <a:graphic xmlns:a="http://schemas.openxmlformats.org/drawingml/2006/main">
+              <a:graphicData uri="http://schemas.openxmlformats.org/drawingml/2006/picture">
+                <pic:pic xmlns:pic="http://schemas.openxmlformats.org/drawingml/2006/picture">
+                  <pic:nvPicPr>
+                    <pic:cNvPr id="1" name=""/>
+                    <pic:cNvPicPr/>
+                  </pic:nvPicPr>
+                  <pic:blipFill>
+                    <a:blip r:embed="rId4"/>
+                    <a:stretch>
+                      <a:fillRect/>
+                    </a:stretch>
+                  </pic:blipFill>
+                  <pic:spPr>
+                    <a:xfrm>
+                      <a:off x="0" y="0"/>
+                      <a:ext cx="5612130" cy="859155"/>
+                    </a:xfrm>
+                    <a:prstGeom prst="rect">
+                      <a:avLst/>
+                    </a:prstGeom>
+                  </pic:spPr>
+                </pic:pic>
+              </a:graphicData>
+            </a:graphic>
+          </wp:inline>
+        </w:drawing>
+      </w:r>
     </w:p>
     <w:p>
       <w:pPr>
@@ -164,6 +208,50 @@
           <w:lang w:val="es-AR"/>
         </w:rPr>
       </w:pPr>
+      <w:r>
+        <w:rPr>
+          <w:b/>
+          <w:bCs/>
+          <w:sz w:val="24"/>
+          <w:szCs w:val="24"/>
+          <w:lang w:val="es-AR"/>
+        </w:rPr>
+        <w:drawing>
+          <wp:inline distT="0" distB="0" distL="0" distR="0" wp14:anchorId="0382226A" wp14:editId="0693B1A5">
+            <wp:extent cx="5612130" cy="776605"/>
+            <wp:effectExtent l="0" t="0" r="7620" b="4445"/>
+            <wp:docPr id="9" name="Imagen 9"/>
+            <wp:cNvGraphicFramePr>
+              <a:graphicFrameLocks xmlns:a="http://schemas.openxmlformats.org/drawingml/2006/main" noChangeAspect="1"/>
+            </wp:cNvGraphicFramePr>
+            <a:graphic xmlns:a="http://schemas.openxmlformats.org/drawingml/2006/main">
+              <a:graphicData uri="http://schemas.openxmlformats.org/drawingml/2006/picture">
+                <pic:pic xmlns:pic="http://schemas.openxmlformats.org/drawingml/2006/picture">
+                  <pic:nvPicPr>
+                    <pic:cNvPr id="1" name=""/>
+                    <pic:cNvPicPr/>
+                  </pic:nvPicPr>
+                  <pic:blipFill>
+                    <a:blip r:embed="rId5"/>
+                    <a:stretch>
+                      <a:fillRect/>
+                    </a:stretch>
+                  </pic:blipFill>
+                  <pic:spPr>
+                    <a:xfrm>
+                      <a:off x="0" y="0"/>
+                      <a:ext cx="5612130" cy="776605"/>
+                    </a:xfrm>
+                    <a:prstGeom prst="rect">
+                      <a:avLst/>
+                    </a:prstGeom>
+                  </pic:spPr>
+                </pic:pic>
+              </a:graphicData>
+            </a:graphic>
+          </wp:inline>
+        </w:drawing>
+      </w:r>
     </w:p>
     <w:p>
       <w:pPr>
@@ -206,6 +294,50 @@
           <w:lang w:val="es-AR"/>
         </w:rPr>
       </w:pPr>
+      <w:r>
+        <w:rPr>
+          <w:b/>
+          <w:bCs/>
+          <w:sz w:val="24"/>
+          <w:szCs w:val="24"/>
+          <w:lang w:val="es-AR"/>
+        </w:rPr>
+        <w:drawing>
+          <wp:inline distT="0" distB="0" distL="0" distR="0" wp14:anchorId="36456B90" wp14:editId="3843314A">
+            <wp:extent cx="5612130" cy="778510"/>
+            <wp:effectExtent l="0" t="0" r="7620" b="2540"/>
+            <wp:docPr id="10" name="Imagen 10"/>
+            <wp:cNvGraphicFramePr>
+              <a:graphicFrameLocks xmlns:a="http://schemas.openxmlformats.org/drawingml/2006/main" noChangeAspect="1"/>
+            </wp:cNvGraphicFramePr>
+            <a:graphic xmlns:a="http://schemas.openxmlformats.org/drawingml/2006/main">
+              <a:graphicData uri="http://schemas.openxmlformats.org/drawingml/2006/picture">
+                <pic:pic xmlns:pic="http://schemas.openxmlformats.org/drawingml/2006/picture">
+                  <pic:nvPicPr>
+                    <pic:cNvPr id="1" name=""/>
+                    <pic:cNvPicPr/>
+                  </pic:nvPicPr>
+                  <pic:blipFill>
+                    <a:blip r:embed="rId6"/>
+                    <a:stretch>
+                      <a:fillRect/>
+                    </a:stretch>
+                  </pic:blipFill>
+                  <pic:spPr>
+                    <a:xfrm>
+                      <a:off x="0" y="0"/>
+                      <a:ext cx="5612130" cy="778510"/>
+                    </a:xfrm>
+                    <a:prstGeom prst="rect">
+                      <a:avLst/>
+                    </a:prstGeom>
+                  </pic:spPr>
+                </pic:pic>
+              </a:graphicData>
+            </a:graphic>
+          </wp:inline>
+        </w:drawing>
+      </w:r>
     </w:p>
     <w:p>
       <w:pPr>
@@ -248,6 +380,16 @@
           <w:lang w:val="es-AR"/>
         </w:rPr>
       </w:pPr>
+      <w:r>
+        <w:rPr>
+          <w:b/>
+          <w:bCs/>
+          <w:sz w:val="24"/>
+          <w:szCs w:val="24"/>
+          <w:lang w:val="es-AR"/>
+        </w:rPr>
+        <w:t>-</w:t>
+      </w:r>
     </w:p>
     <w:p>
       <w:pPr>
@@ -290,6 +432,50 @@
           <w:lang w:val="es-AR"/>
         </w:rPr>
       </w:pPr>
+      <w:r>
+        <w:rPr>
+          <w:b/>
+          <w:bCs/>
+          <w:sz w:val="24"/>
+          <w:szCs w:val="24"/>
+          <w:lang w:val="es-AR"/>
+        </w:rPr>
+        <w:drawing>
+          <wp:inline distT="0" distB="0" distL="0" distR="0" wp14:anchorId="4DC1C640" wp14:editId="6334B787">
+            <wp:extent cx="5612130" cy="793750"/>
+            <wp:effectExtent l="0" t="0" r="7620" b="6350"/>
+            <wp:docPr id="11" name="Imagen 11"/>
+            <wp:cNvGraphicFramePr>
+              <a:graphicFrameLocks xmlns:a="http://schemas.openxmlformats.org/drawingml/2006/main" noChangeAspect="1"/>
+            </wp:cNvGraphicFramePr>
+            <a:graphic xmlns:a="http://schemas.openxmlformats.org/drawingml/2006/main">
+              <a:graphicData uri="http://schemas.openxmlformats.org/drawingml/2006/picture">
+                <pic:pic xmlns:pic="http://schemas.openxmlformats.org/drawingml/2006/picture">
+                  <pic:nvPicPr>
+                    <pic:cNvPr id="1" name=""/>
+                    <pic:cNvPicPr/>
+                  </pic:nvPicPr>
+                  <pic:blipFill>
+                    <a:blip r:embed="rId7"/>
+                    <a:stretch>
+                      <a:fillRect/>
+                    </a:stretch>
+                  </pic:blipFill>
+                  <pic:spPr>
+                    <a:xfrm>
+                      <a:off x="0" y="0"/>
+                      <a:ext cx="5612130" cy="793750"/>
+                    </a:xfrm>
+                    <a:prstGeom prst="rect">
+                      <a:avLst/>
+                    </a:prstGeom>
+                  </pic:spPr>
+                </pic:pic>
+              </a:graphicData>
+            </a:graphic>
+          </wp:inline>
+        </w:drawing>
+      </w:r>
     </w:p>
     <w:p>
       <w:pPr>

--- a/Logs de cada Rama.docx
+++ b/Logs de cada Rama.docx
@@ -45,182 +45,40 @@
         </w:rPr>
         <w:t xml:space="preserve">Alumno: </w:t>
       </w:r>
-      <w:proofErr w:type="spellStart"/>
-      <w:r>
-        <w:rPr>
-          <w:b/>
-          <w:bCs/>
-          <w:sz w:val="24"/>
-          <w:szCs w:val="24"/>
-          <w:lang w:val="es-AR"/>
-        </w:rPr>
-        <w:t>Oberto</w:t>
-      </w:r>
-      <w:proofErr w:type="spellEnd"/>
-      <w:r>
-        <w:rPr>
-          <w:b/>
-          <w:bCs/>
-          <w:sz w:val="24"/>
-          <w:szCs w:val="24"/>
-          <w:lang w:val="es-AR"/>
-        </w:rPr>
-        <w:t xml:space="preserve"> Martin Federico</w:t>
-      </w:r>
-    </w:p>
-    <w:p>
-      <w:pPr>
-        <w:rPr>
-          <w:b/>
-          <w:bCs/>
-          <w:sz w:val="24"/>
-          <w:szCs w:val="24"/>
-          <w:lang w:val="es-AR"/>
-        </w:rPr>
-      </w:pPr>
-    </w:p>
-    <w:p>
-      <w:pPr>
-        <w:rPr>
-          <w:b/>
-          <w:bCs/>
-          <w:sz w:val="24"/>
-          <w:szCs w:val="24"/>
-          <w:lang w:val="es-AR"/>
-        </w:rPr>
-      </w:pPr>
-      <w:r>
-        <w:rPr>
-          <w:b/>
-          <w:bCs/>
-          <w:sz w:val="24"/>
-          <w:szCs w:val="24"/>
-          <w:lang w:val="es-AR"/>
-        </w:rPr>
-        <w:t>Alumno: Cerino Gonzalo</w:t>
-      </w:r>
-    </w:p>
-    <w:p>
-      <w:pPr>
-        <w:rPr>
-          <w:b/>
-          <w:bCs/>
-          <w:sz w:val="40"/>
-          <w:szCs w:val="40"/>
-          <w:lang w:val="es-AR"/>
-        </w:rPr>
-      </w:pPr>
-      <w:r>
-        <w:rPr>
-          <w:b/>
-          <w:bCs/>
-          <w:sz w:val="40"/>
-          <w:szCs w:val="40"/>
+      <w:r>
+        <w:rPr>
+          <w:b/>
+          <w:bCs/>
+          <w:sz w:val="24"/>
+          <w:szCs w:val="24"/>
+          <w:lang w:val="es-AR"/>
+        </w:rPr>
+        <w:t>Oberto Martin Federico</w:t>
+      </w:r>
+    </w:p>
+    <w:p>
+      <w:pPr>
+        <w:rPr>
+          <w:b/>
+          <w:bCs/>
+          <w:sz w:val="24"/>
+          <w:szCs w:val="24"/>
+          <w:lang w:val="es-AR"/>
+        </w:rPr>
+      </w:pPr>
+      <w:r>
+        <w:rPr>
+          <w:b/>
+          <w:bCs/>
+          <w:sz w:val="24"/>
+          <w:szCs w:val="24"/>
           <w:lang w:val="es-AR"/>
         </w:rPr>
         <w:drawing>
-          <wp:inline distT="0" distB="0" distL="0" distR="0" wp14:anchorId="2E7F66A3" wp14:editId="4D4687D7">
-            <wp:extent cx="5612130" cy="859155"/>
-            <wp:effectExtent l="0" t="0" r="7620" b="0"/>
-            <wp:docPr id="1" name="Imagen 1"/>
-            <wp:cNvGraphicFramePr>
-              <a:graphicFrameLocks xmlns:a="http://schemas.openxmlformats.org/drawingml/2006/main" noChangeAspect="1"/>
-            </wp:cNvGraphicFramePr>
-            <a:graphic xmlns:a="http://schemas.openxmlformats.org/drawingml/2006/main">
-              <a:graphicData uri="http://schemas.openxmlformats.org/drawingml/2006/picture">
-                <pic:pic xmlns:pic="http://schemas.openxmlformats.org/drawingml/2006/picture">
-                  <pic:nvPicPr>
-                    <pic:cNvPr id="1" name=""/>
-                    <pic:cNvPicPr/>
-                  </pic:nvPicPr>
-                  <pic:blipFill>
-                    <a:blip r:embed="rId4"/>
-                    <a:stretch>
-                      <a:fillRect/>
-                    </a:stretch>
-                  </pic:blipFill>
-                  <pic:spPr>
-                    <a:xfrm>
-                      <a:off x="0" y="0"/>
-                      <a:ext cx="5612130" cy="859155"/>
-                    </a:xfrm>
-                    <a:prstGeom prst="rect">
-                      <a:avLst/>
-                    </a:prstGeom>
-                  </pic:spPr>
-                </pic:pic>
-              </a:graphicData>
-            </a:graphic>
-          </wp:inline>
-        </w:drawing>
-      </w:r>
-    </w:p>
-    <w:p>
-      <w:pPr>
-        <w:rPr>
-          <w:b/>
-          <w:bCs/>
-          <w:sz w:val="24"/>
-          <w:szCs w:val="24"/>
-          <w:lang w:val="es-AR"/>
-        </w:rPr>
-      </w:pPr>
-      <w:r>
-        <w:rPr>
-          <w:b/>
-          <w:bCs/>
-          <w:sz w:val="24"/>
-          <w:szCs w:val="24"/>
-          <w:lang w:val="es-AR"/>
-        </w:rPr>
-        <w:t xml:space="preserve">Alumno: </w:t>
-      </w:r>
-      <w:proofErr w:type="spellStart"/>
-      <w:r>
-        <w:rPr>
-          <w:b/>
-          <w:bCs/>
-          <w:sz w:val="24"/>
-          <w:szCs w:val="24"/>
-          <w:lang w:val="es-AR"/>
-        </w:rPr>
-        <w:t>Musumano</w:t>
-      </w:r>
-      <w:proofErr w:type="spellEnd"/>
-      <w:r>
-        <w:rPr>
-          <w:b/>
-          <w:bCs/>
-          <w:sz w:val="24"/>
-          <w:szCs w:val="24"/>
-          <w:lang w:val="es-AR"/>
-        </w:rPr>
-        <w:t xml:space="preserve"> Ignacio</w:t>
-      </w:r>
-    </w:p>
-    <w:p>
-      <w:pPr>
-        <w:rPr>
-          <w:b/>
-          <w:bCs/>
-          <w:sz w:val="24"/>
-          <w:szCs w:val="24"/>
-          <w:lang w:val="es-AR"/>
-        </w:rPr>
-      </w:pPr>
-      <w:r>
-        <w:rPr>
-          <w:b/>
-          <w:bCs/>
-          <w:sz w:val="24"/>
-          <w:szCs w:val="24"/>
-          <w:lang w:val="es-AR"/>
-        </w:rPr>
-        <w:drawing>
-          <wp:inline distT="0" distB="0" distL="0" distR="0" wp14:anchorId="0382226A" wp14:editId="0693B1A5">
-            <wp:extent cx="5612130" cy="776605"/>
-            <wp:effectExtent l="0" t="0" r="7620" b="4445"/>
-            <wp:docPr id="9" name="Imagen 9"/>
+          <wp:inline distT="0" distB="0" distL="0" distR="0" wp14:anchorId="33513794" wp14:editId="3B8A20A6">
+            <wp:extent cx="5612130" cy="1461135"/>
+            <wp:effectExtent l="0" t="0" r="7620" b="5715"/>
+            <wp:docPr id="2" name="Imagen 2"/>
             <wp:cNvGraphicFramePr>
               <a:graphicFrameLocks xmlns:a="http://schemas.openxmlformats.org/drawingml/2006/main" noChangeAspect="1"/>
             </wp:cNvGraphicFramePr>
@@ -240,7 +98,7 @@
                   <pic:spPr>
                     <a:xfrm>
                       <a:off x="0" y="0"/>
-                      <a:ext cx="5612130" cy="776605"/>
+                      <a:ext cx="5612130" cy="1461135"/>
                     </a:xfrm>
                     <a:prstGeom prst="rect">
                       <a:avLst/>
@@ -271,42 +129,33 @@
           <w:szCs w:val="24"/>
           <w:lang w:val="es-AR"/>
         </w:rPr>
-        <w:t xml:space="preserve">Alumno: </w:t>
-      </w:r>
-      <w:r>
-        <w:rPr>
-          <w:b/>
-          <w:bCs/>
-          <w:sz w:val="24"/>
-          <w:szCs w:val="24"/>
-          <w:lang w:val="es-AR"/>
-        </w:rPr>
-        <w:t>Verra José Ignacio</w:t>
-      </w:r>
-    </w:p>
-    <w:p>
-      <w:pPr>
-        <w:rPr>
-          <w:b/>
-          <w:bCs/>
-          <w:sz w:val="24"/>
-          <w:szCs w:val="24"/>
-          <w:lang w:val="es-AR"/>
-        </w:rPr>
-      </w:pPr>
-      <w:r>
-        <w:rPr>
-          <w:b/>
-          <w:bCs/>
-          <w:sz w:val="24"/>
-          <w:szCs w:val="24"/>
+        <w:t>Alumno: Cerino Gonzalo</w:t>
+      </w:r>
+    </w:p>
+    <w:p>
+      <w:pPr>
+        <w:rPr>
+          <w:b/>
+          <w:bCs/>
+          <w:sz w:val="40"/>
+          <w:szCs w:val="40"/>
+          <w:lang w:val="es-AR"/>
+        </w:rPr>
+      </w:pPr>
+      <w:r>
+        <w:rPr>
+          <w:b/>
+          <w:bCs/>
+          <w:noProof/>
+          <w:sz w:val="40"/>
+          <w:szCs w:val="40"/>
           <w:lang w:val="es-AR"/>
         </w:rPr>
         <w:drawing>
-          <wp:inline distT="0" distB="0" distL="0" distR="0" wp14:anchorId="36456B90" wp14:editId="3843314A">
-            <wp:extent cx="5612130" cy="778510"/>
-            <wp:effectExtent l="0" t="0" r="7620" b="2540"/>
-            <wp:docPr id="10" name="Imagen 10"/>
+          <wp:inline distT="0" distB="0" distL="0" distR="0" wp14:anchorId="2E7F66A3" wp14:editId="4D4687D7">
+            <wp:extent cx="5612130" cy="859155"/>
+            <wp:effectExtent l="0" t="0" r="7620" b="0"/>
+            <wp:docPr id="1" name="Imagen 1"/>
             <wp:cNvGraphicFramePr>
               <a:graphicFrameLocks xmlns:a="http://schemas.openxmlformats.org/drawingml/2006/main" noChangeAspect="1"/>
             </wp:cNvGraphicFramePr>
@@ -326,7 +175,7 @@
                   <pic:spPr>
                     <a:xfrm>
                       <a:off x="0" y="0"/>
-                      <a:ext cx="5612130" cy="778510"/>
+                      <a:ext cx="5612130" cy="859155"/>
                     </a:xfrm>
                     <a:prstGeom prst="rect">
                       <a:avLst/>
@@ -367,84 +216,53 @@
           <w:szCs w:val="24"/>
           <w:lang w:val="es-AR"/>
         </w:rPr>
-        <w:t>Rubilar Ivo Valentin</w:t>
-      </w:r>
-    </w:p>
-    <w:p>
-      <w:pPr>
-        <w:rPr>
-          <w:b/>
-          <w:bCs/>
-          <w:sz w:val="24"/>
-          <w:szCs w:val="24"/>
-          <w:lang w:val="es-AR"/>
-        </w:rPr>
-      </w:pPr>
-      <w:r>
-        <w:rPr>
-          <w:b/>
-          <w:bCs/>
-          <w:sz w:val="24"/>
-          <w:szCs w:val="24"/>
-          <w:lang w:val="es-AR"/>
-        </w:rPr>
-        <w:t>-</w:t>
-      </w:r>
-    </w:p>
-    <w:p>
-      <w:pPr>
-        <w:rPr>
-          <w:b/>
-          <w:bCs/>
-          <w:sz w:val="24"/>
-          <w:szCs w:val="24"/>
-          <w:lang w:val="es-AR"/>
-        </w:rPr>
-      </w:pPr>
-      <w:r>
-        <w:rPr>
-          <w:b/>
-          <w:bCs/>
-          <w:sz w:val="24"/>
-          <w:szCs w:val="24"/>
-          <w:lang w:val="es-AR"/>
-        </w:rPr>
-        <w:t xml:space="preserve">Alumno: </w:t>
-      </w:r>
-      <w:r>
-        <w:rPr>
-          <w:b/>
-          <w:bCs/>
-          <w:sz w:val="24"/>
-          <w:szCs w:val="24"/>
-          <w:lang w:val="es-AR"/>
-        </w:rPr>
-        <w:t xml:space="preserve">Torres Martínez Jeremías </w:t>
-      </w:r>
-    </w:p>
-    <w:p>
-      <w:pPr>
-        <w:rPr>
-          <w:b/>
-          <w:bCs/>
-          <w:sz w:val="24"/>
-          <w:szCs w:val="24"/>
-          <w:lang w:val="es-AR"/>
-        </w:rPr>
-      </w:pPr>
-      <w:r>
-        <w:rPr>
-          <w:b/>
-          <w:bCs/>
+        <w:t>Musumano</w:t>
+      </w:r>
+      <w:r>
+        <w:rPr>
+          <w:b/>
+          <w:bCs/>
+          <w:sz w:val="24"/>
+          <w:szCs w:val="24"/>
+          <w:lang w:val="es-AR"/>
+        </w:rPr>
+        <w:t xml:space="preserve"> Eduardo</w:t>
+      </w:r>
+      <w:r>
+        <w:rPr>
+          <w:b/>
+          <w:bCs/>
+          <w:sz w:val="24"/>
+          <w:szCs w:val="24"/>
+          <w:lang w:val="es-AR"/>
+        </w:rPr>
+        <w:t xml:space="preserve"> Ignacio</w:t>
+      </w:r>
+    </w:p>
+    <w:p>
+      <w:pPr>
+        <w:rPr>
+          <w:b/>
+          <w:bCs/>
+          <w:sz w:val="24"/>
+          <w:szCs w:val="24"/>
+          <w:lang w:val="es-AR"/>
+        </w:rPr>
+      </w:pPr>
+      <w:r>
+        <w:rPr>
+          <w:b/>
+          <w:bCs/>
+          <w:noProof/>
           <w:sz w:val="24"/>
           <w:szCs w:val="24"/>
           <w:lang w:val="es-AR"/>
         </w:rPr>
         <w:drawing>
-          <wp:inline distT="0" distB="0" distL="0" distR="0" wp14:anchorId="4DC1C640" wp14:editId="6334B787">
-            <wp:extent cx="5612130" cy="793750"/>
-            <wp:effectExtent l="0" t="0" r="7620" b="6350"/>
-            <wp:docPr id="11" name="Imagen 11"/>
+          <wp:inline distT="0" distB="0" distL="0" distR="0" wp14:anchorId="0382226A" wp14:editId="0693B1A5">
+            <wp:extent cx="5612130" cy="776605"/>
+            <wp:effectExtent l="0" t="0" r="7620" b="4445"/>
+            <wp:docPr id="9" name="Imagen 9"/>
             <wp:cNvGraphicFramePr>
               <a:graphicFrameLocks xmlns:a="http://schemas.openxmlformats.org/drawingml/2006/main" noChangeAspect="1"/>
             </wp:cNvGraphicFramePr>
@@ -464,6 +282,237 @@
                   <pic:spPr>
                     <a:xfrm>
                       <a:off x="0" y="0"/>
+                      <a:ext cx="5612130" cy="776605"/>
+                    </a:xfrm>
+                    <a:prstGeom prst="rect">
+                      <a:avLst/>
+                    </a:prstGeom>
+                  </pic:spPr>
+                </pic:pic>
+              </a:graphicData>
+            </a:graphic>
+          </wp:inline>
+        </w:drawing>
+      </w:r>
+    </w:p>
+    <w:p>
+      <w:pPr>
+        <w:rPr>
+          <w:b/>
+          <w:bCs/>
+          <w:sz w:val="24"/>
+          <w:szCs w:val="24"/>
+          <w:lang w:val="es-AR"/>
+        </w:rPr>
+      </w:pPr>
+      <w:r>
+        <w:rPr>
+          <w:b/>
+          <w:bCs/>
+          <w:sz w:val="24"/>
+          <w:szCs w:val="24"/>
+          <w:lang w:val="es-AR"/>
+        </w:rPr>
+        <w:t xml:space="preserve">Alumno: </w:t>
+      </w:r>
+      <w:r>
+        <w:rPr>
+          <w:b/>
+          <w:bCs/>
+          <w:sz w:val="24"/>
+          <w:szCs w:val="24"/>
+          <w:lang w:val="es-AR"/>
+        </w:rPr>
+        <w:t>Verra José Ignacio</w:t>
+      </w:r>
+    </w:p>
+    <w:p>
+      <w:pPr>
+        <w:rPr>
+          <w:b/>
+          <w:bCs/>
+          <w:sz w:val="24"/>
+          <w:szCs w:val="24"/>
+          <w:lang w:val="es-AR"/>
+        </w:rPr>
+      </w:pPr>
+      <w:r>
+        <w:rPr>
+          <w:b/>
+          <w:bCs/>
+          <w:noProof/>
+          <w:sz w:val="24"/>
+          <w:szCs w:val="24"/>
+          <w:lang w:val="es-AR"/>
+        </w:rPr>
+        <w:drawing>
+          <wp:inline distT="0" distB="0" distL="0" distR="0" wp14:anchorId="36456B90" wp14:editId="3843314A">
+            <wp:extent cx="5612130" cy="778510"/>
+            <wp:effectExtent l="0" t="0" r="7620" b="2540"/>
+            <wp:docPr id="10" name="Imagen 10"/>
+            <wp:cNvGraphicFramePr>
+              <a:graphicFrameLocks xmlns:a="http://schemas.openxmlformats.org/drawingml/2006/main" noChangeAspect="1"/>
+            </wp:cNvGraphicFramePr>
+            <a:graphic xmlns:a="http://schemas.openxmlformats.org/drawingml/2006/main">
+              <a:graphicData uri="http://schemas.openxmlformats.org/drawingml/2006/picture">
+                <pic:pic xmlns:pic="http://schemas.openxmlformats.org/drawingml/2006/picture">
+                  <pic:nvPicPr>
+                    <pic:cNvPr id="1" name=""/>
+                    <pic:cNvPicPr/>
+                  </pic:nvPicPr>
+                  <pic:blipFill>
+                    <a:blip r:embed="rId8"/>
+                    <a:stretch>
+                      <a:fillRect/>
+                    </a:stretch>
+                  </pic:blipFill>
+                  <pic:spPr>
+                    <a:xfrm>
+                      <a:off x="0" y="0"/>
+                      <a:ext cx="5612130" cy="778510"/>
+                    </a:xfrm>
+                    <a:prstGeom prst="rect">
+                      <a:avLst/>
+                    </a:prstGeom>
+                  </pic:spPr>
+                </pic:pic>
+              </a:graphicData>
+            </a:graphic>
+          </wp:inline>
+        </w:drawing>
+      </w:r>
+    </w:p>
+    <w:p>
+      <w:pPr>
+        <w:rPr>
+          <w:b/>
+          <w:bCs/>
+          <w:sz w:val="24"/>
+          <w:szCs w:val="24"/>
+          <w:lang w:val="es-AR"/>
+        </w:rPr>
+      </w:pPr>
+      <w:r>
+        <w:rPr>
+          <w:b/>
+          <w:bCs/>
+          <w:sz w:val="24"/>
+          <w:szCs w:val="24"/>
+          <w:lang w:val="es-AR"/>
+        </w:rPr>
+        <w:t xml:space="preserve">Alumno: </w:t>
+      </w:r>
+      <w:r>
+        <w:rPr>
+          <w:b/>
+          <w:bCs/>
+          <w:sz w:val="24"/>
+          <w:szCs w:val="24"/>
+          <w:lang w:val="es-AR"/>
+        </w:rPr>
+        <w:t>Rubilar Ivo Valentin</w:t>
+      </w:r>
+    </w:p>
+    <w:p>
+      <w:pPr>
+        <w:pStyle w:val="Prrafodelista"/>
+        <w:numPr>
+          <w:ilvl w:val="0"/>
+          <w:numId w:val="1"/>
+        </w:numPr>
+        <w:rPr>
+          <w:b/>
+          <w:bCs/>
+          <w:sz w:val="24"/>
+          <w:szCs w:val="24"/>
+          <w:lang w:val="es-AR"/>
+        </w:rPr>
+      </w:pPr>
+      <w:r>
+        <w:rPr>
+          <w:b/>
+          <w:bCs/>
+          <w:sz w:val="24"/>
+          <w:szCs w:val="24"/>
+          <w:lang w:val="es-AR"/>
+        </w:rPr>
+        <w:t>No participo</w:t>
+      </w:r>
+    </w:p>
+    <w:p>
+      <w:pPr>
+        <w:rPr>
+          <w:b/>
+          <w:bCs/>
+          <w:sz w:val="24"/>
+          <w:szCs w:val="24"/>
+          <w:lang w:val="es-AR"/>
+        </w:rPr>
+      </w:pPr>
+      <w:r>
+        <w:rPr>
+          <w:b/>
+          <w:bCs/>
+          <w:sz w:val="24"/>
+          <w:szCs w:val="24"/>
+          <w:lang w:val="es-AR"/>
+        </w:rPr>
+        <w:t xml:space="preserve">Alumno: </w:t>
+      </w:r>
+      <w:r>
+        <w:rPr>
+          <w:b/>
+          <w:bCs/>
+          <w:sz w:val="24"/>
+          <w:szCs w:val="24"/>
+          <w:lang w:val="es-AR"/>
+        </w:rPr>
+        <w:t xml:space="preserve">Torres Martínez Jeremías </w:t>
+      </w:r>
+    </w:p>
+    <w:p>
+      <w:pPr>
+        <w:rPr>
+          <w:b/>
+          <w:bCs/>
+          <w:sz w:val="24"/>
+          <w:szCs w:val="24"/>
+          <w:lang w:val="es-AR"/>
+        </w:rPr>
+      </w:pPr>
+      <w:r>
+        <w:rPr>
+          <w:b/>
+          <w:bCs/>
+          <w:noProof/>
+          <w:sz w:val="24"/>
+          <w:szCs w:val="24"/>
+          <w:lang w:val="es-AR"/>
+        </w:rPr>
+        <w:drawing>
+          <wp:inline distT="0" distB="0" distL="0" distR="0" wp14:anchorId="4DC1C640" wp14:editId="6334B787">
+            <wp:extent cx="5612130" cy="793750"/>
+            <wp:effectExtent l="0" t="0" r="7620" b="6350"/>
+            <wp:docPr id="11" name="Imagen 11"/>
+            <wp:cNvGraphicFramePr>
+              <a:graphicFrameLocks xmlns:a="http://schemas.openxmlformats.org/drawingml/2006/main" noChangeAspect="1"/>
+            </wp:cNvGraphicFramePr>
+            <a:graphic xmlns:a="http://schemas.openxmlformats.org/drawingml/2006/main">
+              <a:graphicData uri="http://schemas.openxmlformats.org/drawingml/2006/picture">
+                <pic:pic xmlns:pic="http://schemas.openxmlformats.org/drawingml/2006/picture">
+                  <pic:nvPicPr>
+                    <pic:cNvPr id="1" name=""/>
+                    <pic:cNvPicPr/>
+                  </pic:nvPicPr>
+                  <pic:blipFill>
+                    <a:blip r:embed="rId9"/>
+                    <a:stretch>
+                      <a:fillRect/>
+                    </a:stretch>
+                  </pic:blipFill>
+                  <pic:spPr>
+                    <a:xfrm>
+                      <a:off x="0" y="0"/>
                       <a:ext cx="5612130" cy="793750"/>
                     </a:xfrm>
                     <a:prstGeom prst="rect">
@@ -487,49 +536,113 @@
           <w:lang w:val="es-AR"/>
         </w:rPr>
       </w:pPr>
-      <w:r>
-        <w:rPr>
-          <w:b/>
-          <w:bCs/>
-          <w:sz w:val="24"/>
-          <w:szCs w:val="24"/>
-          <w:lang w:val="es-AR"/>
-        </w:rPr>
+    </w:p>
+    <w:p>
+      <w:pPr>
+        <w:rPr>
+          <w:b/>
+          <w:bCs/>
+          <w:sz w:val="24"/>
+          <w:szCs w:val="24"/>
+          <w:lang w:val="es-AR"/>
+        </w:rPr>
+      </w:pPr>
+      <w:r>
+        <w:rPr>
+          <w:b/>
+          <w:bCs/>
+          <w:sz w:val="24"/>
+          <w:szCs w:val="24"/>
+          <w:lang w:val="es-AR"/>
+        </w:rPr>
+        <w:lastRenderedPageBreak/>
         <w:t xml:space="preserve">Alumno: </w:t>
       </w:r>
-      <w:proofErr w:type="spellStart"/>
-      <w:r>
-        <w:rPr>
-          <w:b/>
-          <w:bCs/>
-          <w:sz w:val="24"/>
-          <w:szCs w:val="24"/>
-          <w:lang w:val="es-AR"/>
-        </w:rPr>
-        <w:t>Fornes</w:t>
-      </w:r>
-      <w:proofErr w:type="spellEnd"/>
-      <w:r>
-        <w:rPr>
-          <w:b/>
-          <w:bCs/>
-          <w:sz w:val="24"/>
-          <w:szCs w:val="24"/>
-          <w:lang w:val="es-AR"/>
-        </w:rPr>
-        <w:t xml:space="preserve"> Leandro</w:t>
-      </w:r>
-    </w:p>
-    <w:p>
-      <w:pPr>
-        <w:rPr>
-          <w:b/>
-          <w:bCs/>
-          <w:sz w:val="24"/>
-          <w:szCs w:val="24"/>
-          <w:lang w:val="es-AR"/>
-        </w:rPr>
-      </w:pPr>
+      <w:r>
+        <w:rPr>
+          <w:b/>
+          <w:bCs/>
+          <w:sz w:val="24"/>
+          <w:szCs w:val="24"/>
+          <w:lang w:val="es-AR"/>
+        </w:rPr>
+        <w:t xml:space="preserve">Fornes </w:t>
+      </w:r>
+      <w:r>
+        <w:rPr>
+          <w:b/>
+          <w:bCs/>
+          <w:sz w:val="24"/>
+          <w:szCs w:val="24"/>
+          <w:lang w:val="es-AR"/>
+        </w:rPr>
+        <w:t xml:space="preserve">Joaquín </w:t>
+      </w:r>
+      <w:r>
+        <w:rPr>
+          <w:b/>
+          <w:bCs/>
+          <w:sz w:val="24"/>
+          <w:szCs w:val="24"/>
+          <w:lang w:val="es-AR"/>
+        </w:rPr>
+        <w:t>Leandro</w:t>
+      </w:r>
+    </w:p>
+    <w:p>
+      <w:pPr>
+        <w:rPr>
+          <w:b/>
+          <w:bCs/>
+          <w:sz w:val="24"/>
+          <w:szCs w:val="24"/>
+          <w:lang w:val="es-AR"/>
+        </w:rPr>
+      </w:pPr>
+      <w:r>
+        <w:rPr>
+          <w:b/>
+          <w:bCs/>
+          <w:sz w:val="24"/>
+          <w:szCs w:val="24"/>
+          <w:lang w:val="es-AR"/>
+        </w:rPr>
+        <w:drawing>
+          <wp:inline distT="0" distB="0" distL="0" distR="0" wp14:anchorId="7F04FABE" wp14:editId="614C84C3">
+            <wp:extent cx="5612130" cy="941705"/>
+            <wp:effectExtent l="0" t="0" r="7620" b="0"/>
+            <wp:docPr id="3" name="Imagen 3"/>
+            <wp:cNvGraphicFramePr>
+              <a:graphicFrameLocks xmlns:a="http://schemas.openxmlformats.org/drawingml/2006/main" noChangeAspect="1"/>
+            </wp:cNvGraphicFramePr>
+            <a:graphic xmlns:a="http://schemas.openxmlformats.org/drawingml/2006/main">
+              <a:graphicData uri="http://schemas.openxmlformats.org/drawingml/2006/picture">
+                <pic:pic xmlns:pic="http://schemas.openxmlformats.org/drawingml/2006/picture">
+                  <pic:nvPicPr>
+                    <pic:cNvPr id="1" name=""/>
+                    <pic:cNvPicPr/>
+                  </pic:nvPicPr>
+                  <pic:blipFill>
+                    <a:blip r:embed="rId10"/>
+                    <a:stretch>
+                      <a:fillRect/>
+                    </a:stretch>
+                  </pic:blipFill>
+                  <pic:spPr>
+                    <a:xfrm>
+                      <a:off x="0" y="0"/>
+                      <a:ext cx="5612130" cy="941705"/>
+                    </a:xfrm>
+                    <a:prstGeom prst="rect">
+                      <a:avLst/>
+                    </a:prstGeom>
+                  </pic:spPr>
+                </pic:pic>
+              </a:graphicData>
+            </a:graphic>
+          </wp:inline>
+        </w:drawing>
+      </w:r>
     </w:p>
     <w:p>
       <w:pPr>
@@ -572,6 +685,51 @@
           <w:lang w:val="es-AR"/>
         </w:rPr>
       </w:pPr>
+      <w:r>
+        <w:rPr>
+          <w:b/>
+          <w:bCs/>
+          <w:noProof/>
+          <w:sz w:val="24"/>
+          <w:szCs w:val="24"/>
+          <w:lang w:val="es-AR"/>
+        </w:rPr>
+        <w:drawing>
+          <wp:inline distT="0" distB="0" distL="0" distR="0" wp14:anchorId="798D8805" wp14:editId="388B4019">
+            <wp:extent cx="5612130" cy="1275715"/>
+            <wp:effectExtent l="0" t="0" r="7620" b="635"/>
+            <wp:docPr id="12" name="Imagen 12"/>
+            <wp:cNvGraphicFramePr>
+              <a:graphicFrameLocks xmlns:a="http://schemas.openxmlformats.org/drawingml/2006/main" noChangeAspect="1"/>
+            </wp:cNvGraphicFramePr>
+            <a:graphic xmlns:a="http://schemas.openxmlformats.org/drawingml/2006/main">
+              <a:graphicData uri="http://schemas.openxmlformats.org/drawingml/2006/picture">
+                <pic:pic xmlns:pic="http://schemas.openxmlformats.org/drawingml/2006/picture">
+                  <pic:nvPicPr>
+                    <pic:cNvPr id="1" name=""/>
+                    <pic:cNvPicPr/>
+                  </pic:nvPicPr>
+                  <pic:blipFill>
+                    <a:blip r:embed="rId11"/>
+                    <a:stretch>
+                      <a:fillRect/>
+                    </a:stretch>
+                  </pic:blipFill>
+                  <pic:spPr>
+                    <a:xfrm>
+                      <a:off x="0" y="0"/>
+                      <a:ext cx="5612130" cy="1275715"/>
+                    </a:xfrm>
+                    <a:prstGeom prst="rect">
+                      <a:avLst/>
+                    </a:prstGeom>
+                  </pic:spPr>
+                </pic:pic>
+              </a:graphicData>
+            </a:graphic>
+          </wp:inline>
+        </w:drawing>
+      </w:r>
     </w:p>
     <w:sectPr>
       <w:pgSz w:w="12240" w:h="15840"/>
@@ -581,6 +739,127 @@
     </w:sectPr>
   </w:body>
 </w:document>
+</file>
+
+<file path=word/numbering.xml><?xml version="1.0" encoding="utf-8"?>
+<w:numbering xmlns:wpc="http://schemas.microsoft.com/office/word/2010/wordprocessingCanvas" xmlns:cx="http://schemas.microsoft.com/office/drawing/2014/chartex" xmlns:cx1="http://schemas.microsoft.com/office/drawing/2015/9/8/chartex" xmlns:cx2="http://schemas.microsoft.com/office/drawing/2015/10/21/chartex" xmlns:cx3="http://schemas.microsoft.com/office/drawing/2016/5/9/chartex" xmlns:cx4="http://schemas.microsoft.com/office/drawing/2016/5/10/chartex" xmlns:cx5="http://schemas.microsoft.com/office/drawing/2016/5/11/chartex" xmlns:cx6="http://schemas.microsoft.com/office/drawing/2016/5/12/chartex" xmlns:cx7="http://schemas.microsoft.com/office/drawing/2016/5/13/chartex" xmlns:cx8="http://schemas.microsoft.com/office/drawing/2016/5/14/chartex" xmlns:mc="http://schemas.openxmlformats.org/markup-compatibility/2006" xmlns:aink="http://schemas.microsoft.com/office/drawing/2016/ink" xmlns:am3d="http://schemas.microsoft.com/office/drawing/2017/model3d" xmlns:o="urn:schemas-microsoft-com:office:office" xmlns:r="http://schemas.openxmlformats.org/officeDocument/2006/relationships" xmlns:m="http://schemas.openxmlformats.org/officeDocument/2006/math" xmlns:v="urn:schemas-microsoft-com:vml" xmlns:wp14="http://schemas.microsoft.com/office/word/2010/wordprocessingDrawing" xmlns:wp="http://schemas.openxmlformats.org/drawingml/2006/wordprocessingDrawing" xmlns:w10="urn:schemas-microsoft-com:office:word" xmlns:w="http://schemas.openxmlformats.org/wordprocessingml/2006/main" xmlns:w14="http://schemas.microsoft.com/office/word/2010/wordml" xmlns:w15="http://schemas.microsoft.com/office/word/2012/wordml" xmlns:w16cex="http://schemas.microsoft.com/office/word/2018/wordml/cex" xmlns:w16cid="http://schemas.microsoft.com/office/word/2016/wordml/cid" xmlns:w16="http://schemas.microsoft.com/office/word/2018/wordml" xmlns:w16sdtdh="http://schemas.microsoft.com/office/word/2020/wordml/sdtdatahash" xmlns:w16se="http://schemas.microsoft.com/office/word/2015/wordml/symex" xmlns:wpg="http://schemas.microsoft.com/office/word/2010/wordprocessingGroup" xmlns:wpi="http://schemas.microsoft.com/office/word/2010/wordprocessingInk" xmlns:wne="http://schemas.microsoft.com/office/word/2006/wordml" xmlns:wps="http://schemas.microsoft.com/office/word/2010/wordprocessingShape" mc:Ignorable="w14 w15 w16se w16cid w16 w16cex w16sdtdh wp14">
+  <w:abstractNum w:abstractNumId="0" w15:restartNumberingAfterBreak="0">
+    <w:nsid w:val="18524866"/>
+    <w:multiLevelType w:val="hybridMultilevel"/>
+    <w:tmpl w:val="804C58D0"/>
+    <w:lvl w:ilvl="0" w:tplc="04090001">
+      <w:start w:val="1"/>
+      <w:numFmt w:val="bullet"/>
+      <w:lvlText w:val=""/>
+      <w:lvlJc w:val="left"/>
+      <w:pPr>
+        <w:ind w:left="720" w:hanging="360"/>
+      </w:pPr>
+      <w:rPr>
+        <w:rFonts w:ascii="Symbol" w:hAnsi="Symbol" w:hint="default"/>
+      </w:rPr>
+    </w:lvl>
+    <w:lvl w:ilvl="1" w:tplc="04090003" w:tentative="1">
+      <w:start w:val="1"/>
+      <w:numFmt w:val="bullet"/>
+      <w:lvlText w:val="o"/>
+      <w:lvlJc w:val="left"/>
+      <w:pPr>
+        <w:ind w:left="1440" w:hanging="360"/>
+      </w:pPr>
+      <w:rPr>
+        <w:rFonts w:ascii="Courier New" w:hAnsi="Courier New" w:cs="Courier New" w:hint="default"/>
+      </w:rPr>
+    </w:lvl>
+    <w:lvl w:ilvl="2" w:tplc="04090005" w:tentative="1">
+      <w:start w:val="1"/>
+      <w:numFmt w:val="bullet"/>
+      <w:lvlText w:val=""/>
+      <w:lvlJc w:val="left"/>
+      <w:pPr>
+        <w:ind w:left="2160" w:hanging="360"/>
+      </w:pPr>
+      <w:rPr>
+        <w:rFonts w:ascii="Wingdings" w:hAnsi="Wingdings" w:hint="default"/>
+      </w:rPr>
+    </w:lvl>
+    <w:lvl w:ilvl="3" w:tplc="04090001" w:tentative="1">
+      <w:start w:val="1"/>
+      <w:numFmt w:val="bullet"/>
+      <w:lvlText w:val=""/>
+      <w:lvlJc w:val="left"/>
+      <w:pPr>
+        <w:ind w:left="2880" w:hanging="360"/>
+      </w:pPr>
+      <w:rPr>
+        <w:rFonts w:ascii="Symbol" w:hAnsi="Symbol" w:hint="default"/>
+      </w:rPr>
+    </w:lvl>
+    <w:lvl w:ilvl="4" w:tplc="04090003" w:tentative="1">
+      <w:start w:val="1"/>
+      <w:numFmt w:val="bullet"/>
+      <w:lvlText w:val="o"/>
+      <w:lvlJc w:val="left"/>
+      <w:pPr>
+        <w:ind w:left="3600" w:hanging="360"/>
+      </w:pPr>
+      <w:rPr>
+        <w:rFonts w:ascii="Courier New" w:hAnsi="Courier New" w:cs="Courier New" w:hint="default"/>
+      </w:rPr>
+    </w:lvl>
+    <w:lvl w:ilvl="5" w:tplc="04090005" w:tentative="1">
+      <w:start w:val="1"/>
+      <w:numFmt w:val="bullet"/>
+      <w:lvlText w:val=""/>
+      <w:lvlJc w:val="left"/>
+      <w:pPr>
+        <w:ind w:left="4320" w:hanging="360"/>
+      </w:pPr>
+      <w:rPr>
+        <w:rFonts w:ascii="Wingdings" w:hAnsi="Wingdings" w:hint="default"/>
+      </w:rPr>
+    </w:lvl>
+    <w:lvl w:ilvl="6" w:tplc="04090001" w:tentative="1">
+      <w:start w:val="1"/>
+      <w:numFmt w:val="bullet"/>
+      <w:lvlText w:val=""/>
+      <w:lvlJc w:val="left"/>
+      <w:pPr>
+        <w:ind w:left="5040" w:hanging="360"/>
+      </w:pPr>
+      <w:rPr>
+        <w:rFonts w:ascii="Symbol" w:hAnsi="Symbol" w:hint="default"/>
+      </w:rPr>
+    </w:lvl>
+    <w:lvl w:ilvl="7" w:tplc="04090003" w:tentative="1">
+      <w:start w:val="1"/>
+      <w:numFmt w:val="bullet"/>
+      <w:lvlText w:val="o"/>
+      <w:lvlJc w:val="left"/>
+      <w:pPr>
+        <w:ind w:left="5760" w:hanging="360"/>
+      </w:pPr>
+      <w:rPr>
+        <w:rFonts w:ascii="Courier New" w:hAnsi="Courier New" w:cs="Courier New" w:hint="default"/>
+      </w:rPr>
+    </w:lvl>
+    <w:lvl w:ilvl="8" w:tplc="04090005" w:tentative="1">
+      <w:start w:val="1"/>
+      <w:numFmt w:val="bullet"/>
+      <w:lvlText w:val=""/>
+      <w:lvlJc w:val="left"/>
+      <w:pPr>
+        <w:ind w:left="6480" w:hanging="360"/>
+      </w:pPr>
+      <w:rPr>
+        <w:rFonts w:ascii="Wingdings" w:hAnsi="Wingdings" w:hint="default"/>
+      </w:rPr>
+    </w:lvl>
+  </w:abstractNum>
+  <w:num w:numId="1">
+    <w:abstractNumId w:val="0"/>
+  </w:num>
+</w:numbering>
 </file>
 
 <file path=word/styles.xml><?xml version="1.0" encoding="utf-8"?>
@@ -1009,6 +1288,17 @@
     <w:semiHidden/>
     <w:unhideWhenUsed/>
   </w:style>
+  <w:style w:type="paragraph" w:styleId="Prrafodelista">
+    <w:name w:val="List Paragraph"/>
+    <w:basedOn w:val="Normal"/>
+    <w:uiPriority w:val="34"/>
+    <w:qFormat/>
+    <w:rsid w:val="00D5452E"/>
+    <w:pPr>
+      <w:ind w:left="720"/>
+      <w:contextualSpacing/>
+    </w:pPr>
+  </w:style>
 </w:styles>
 </file>
 
